--- a/docs/content/nonparametric_t_tests/nonparametric_t_tests_lecture.docx
+++ b/docs/content/nonparametric_t_tests/nonparametric_t_tests_lecture.docx
@@ -276,14 +276,14 @@
     </w:tbl>
     <w:p>
       <w:pPr>
-        <w:pStyle w:val="BodyText"/>
+        <w:pStyle w:val="CaptionedFigure"/>
       </w:pPr>
       <w:r>
         <w:drawing>
           <wp:inline>
             <wp:extent cx="2857500" cy="1905000"/>
             <wp:effectExtent b="0" l="0" r="0" t="0"/>
-            <wp:docPr descr="" title="" id="13" name="Picture"/>
+            <wp:docPr descr="Photo comparing needle length and bundle count across six pine species (Pinus ponderosa, nigra, resinosa, strobus, sylvestris, banksiana)." title="" id="13" name="Picture"/>
             <a:graphic>
               <a:graphicData uri="http://schemas.openxmlformats.org/drawingml/2006/picture">
                 <pic:pic>
@@ -321,6 +321,14 @@
         </w:drawing>
       </w:r>
     </w:p>
+    <w:p>
+      <w:pPr>
+        <w:pStyle w:val="ImageCaption"/>
+      </w:pPr>
+      <w:r>
+        <w:t xml:space="preserve">Photo comparing needle length and bundle count across six pine species (Pinus ponderosa, nigra, resinosa, strobus, sylvestris, banksiana).</w:t>
+      </w:r>
+    </w:p>
     <w:bookmarkEnd w:id="15"/>
     <w:bookmarkStart w:id="19" w:name="todays-overview"/>
     <w:p>
@@ -409,14 +417,14 @@
     </w:p>
     <w:p>
       <w:pPr>
-        <w:pStyle w:val="BodyText"/>
+        <w:pStyle w:val="CaptionedFigure"/>
       </w:pPr>
       <w:r>
         <w:drawing>
           <wp:inline>
             <wp:extent cx="2857500" cy="1257300"/>
             <wp:effectExtent b="0" l="0" r="0" t="0"/>
-            <wp:docPr descr="" title="" id="17" name="Picture"/>
+            <wp:docPr descr="Illustration of a lake trout in profile, showing its mottled brown-and-cream coloring and forked tail, the species whose weight and length data are used throughout this lecture." title="" id="17" name="Picture"/>
             <a:graphic>
               <a:graphicData uri="http://schemas.openxmlformats.org/drawingml/2006/picture">
                 <pic:pic>
@@ -452,6 +460,14 @@
             </a:graphic>
           </wp:inline>
         </w:drawing>
+      </w:r>
+    </w:p>
+    <w:p>
+      <w:pPr>
+        <w:pStyle w:val="ImageCaption"/>
+      </w:pPr>
+      <w:r>
+        <w:t xml:space="preserve">Illustration of a lake trout in profile, showing its mottled brown-and-cream coloring and forked tail, the species whose weight and length data are used throughout this lecture.</w:t>
       </w:r>
     </w:p>
     <w:bookmarkEnd w:id="19"/>
@@ -1767,14 +1783,14 @@
     </w:tbl>
     <w:p>
       <w:pPr>
-        <w:pStyle w:val="BodyText"/>
+        <w:pStyle w:val="CaptionedFigure"/>
       </w:pPr>
       <w:r>
         <w:drawing>
           <wp:inline>
             <wp:extent cx="2857500" cy="2428875"/>
             <wp:effectExtent b="0" l="0" r="0" t="0"/>
-            <wp:docPr descr="" title="" id="32" name="Picture"/>
+            <wp:docPr descr="Flowchart of hypothesis tests branching into parametric and nonparametric tests, each split into one-sample and two-sample (independent vs. paired) tests, listing specific tests under each branch (e.g., t test and z test under parametric one-sample; Mann-Whitney and Wilcoxon under nonparametric two-sample)." title="" id="32" name="Picture"/>
             <a:graphic>
               <a:graphicData uri="http://schemas.openxmlformats.org/drawingml/2006/picture">
                 <pic:pic>
@@ -1812,6 +1828,14 @@
         </w:drawing>
       </w:r>
     </w:p>
+    <w:p>
+      <w:pPr>
+        <w:pStyle w:val="ImageCaption"/>
+      </w:pPr>
+      <w:r>
+        <w:t xml:space="preserve">Flowchart of hypothesis tests branching into parametric and nonparametric tests, each split into one-sample and two-sample (independent vs. paired) tests, listing specific tests under each branch (e.g., t test and z test under parametric one-sample; Mann-Whitney and Wilcoxon under nonparametric two-sample).</w:t>
+      </w:r>
+    </w:p>
     <w:bookmarkEnd w:id="34"/>
     <w:bookmarkStart w:id="38" w:name="assumptions-of-parametric-tests-overview"/>
     <w:p>
@@ -1860,14 +1884,14 @@
     </w:p>
     <w:p>
       <w:pPr>
-        <w:pStyle w:val="FirstParagraph"/>
+        <w:pStyle w:val="CaptionedFigure"/>
       </w:pPr>
       <w:r>
         <w:drawing>
           <wp:inline>
             <wp:extent cx="2857500" cy="2381250"/>
             <wp:effectExtent b="0" l="0" r="0" t="0"/>
-            <wp:docPr descr="" title="" id="36" name="Picture"/>
+            <wp:docPr descr="Three probability density curves for a right-skewed distribution family at different sigma values (0.25, 0.5, 1) with mu = 0, showing how larger sigma produces a flatter, more spread-out, and less peaked skewed curve." title="" id="36" name="Picture"/>
             <a:graphic>
               <a:graphicData uri="http://schemas.openxmlformats.org/drawingml/2006/picture">
                 <pic:pic>
@@ -1905,6 +1929,14 @@
         </w:drawing>
       </w:r>
     </w:p>
+    <w:p>
+      <w:pPr>
+        <w:pStyle w:val="ImageCaption"/>
+      </w:pPr>
+      <w:r>
+        <w:t xml:space="preserve">Three probability density curves for a right-skewed distribution family at different sigma values (0.25, 0.5, 1) with mu = 0, showing how larger sigma produces a flatter, more spread-out, and less peaked skewed curve.</w:t>
+      </w:r>
+    </w:p>
     <w:bookmarkEnd w:id="38"/>
     <w:bookmarkStart w:id="42" w:name="assumptions-random-sampling"/>
     <w:p>
@@ -1961,14 +1993,14 @@
     </w:p>
     <w:p>
       <w:pPr>
-        <w:pStyle w:val="FirstParagraph"/>
+        <w:pStyle w:val="CaptionedFigure"/>
       </w:pPr>
       <w:r>
         <w:drawing>
           <wp:inline>
             <wp:extent cx="2305050" cy="2771775"/>
             <wp:effectExtent b="0" l="0" r="0" t="0"/>
-            <wp:docPr descr="" title="" id="40" name="Picture"/>
+            <wp:docPr descr="Diagram of a large circle labeled ‘population’ full of dots, with orange arrows showing a subset being drawn down into a small circle labeled ‘sample’, illustrating random sampling from a population." title="" id="40" name="Picture"/>
             <a:graphic>
               <a:graphicData uri="http://schemas.openxmlformats.org/drawingml/2006/picture">
                 <pic:pic>
@@ -2004,6 +2036,35 @@
             </a:graphic>
           </wp:inline>
         </w:drawing>
+      </w:r>
+    </w:p>
+    <w:p>
+      <w:pPr>
+        <w:pStyle w:val="ImageCaption"/>
+      </w:pPr>
+      <w:r>
+        <w:t xml:space="preserve">Diagram of a large circle labeled</w:t>
+      </w:r>
+      <w:r>
+        <w:t xml:space="preserve"> </w:t>
+      </w:r>
+      <w:r>
+        <w:t xml:space="preserve">‘population’</w:t>
+      </w:r>
+      <w:r>
+        <w:t xml:space="preserve"> </w:t>
+      </w:r>
+      <w:r>
+        <w:t xml:space="preserve">full of dots, with orange arrows showing a subset being drawn down into a small circle labeled</w:t>
+      </w:r>
+      <w:r>
+        <w:t xml:space="preserve"> </w:t>
+      </w:r>
+      <w:r>
+        <w:t xml:space="preserve">‘sample’</w:t>
+      </w:r>
+      <w:r>
+        <w:t xml:space="preserve">, illustrating random sampling from a population.</w:t>
       </w:r>
     </w:p>
     <w:bookmarkEnd w:id="42"/>
@@ -3131,14 +3192,14 @@
     </w:p>
     <w:p>
       <w:pPr>
-        <w:pStyle w:val="FirstParagraph"/>
+        <w:pStyle w:val="CaptionedFigure"/>
       </w:pPr>
       <w:r>
         <w:drawing>
           <wp:inline>
             <wp:extent cx="2857500" cy="2447925"/>
             <wp:effectExtent b="0" l="0" r="0" t="0"/>
-            <wp:docPr descr="" title="" id="71" name="Picture"/>
+            <wp:docPr descr="Reference chart of six common data transformations (square root, logarithm, inverse, and their ‘reflect and’ variants for left-skewed data), each shown as a small curve with its transformation formula, used to pick a transformation that matches a variable’s skew shape." title="" id="71" name="Picture"/>
             <a:graphic>
               <a:graphicData uri="http://schemas.openxmlformats.org/drawingml/2006/picture">
                 <pic:pic>
@@ -3174,6 +3235,26 @@
             </a:graphic>
           </wp:inline>
         </w:drawing>
+      </w:r>
+    </w:p>
+    <w:p>
+      <w:pPr>
+        <w:pStyle w:val="ImageCaption"/>
+      </w:pPr>
+      <w:r>
+        <w:t xml:space="preserve">Reference chart of six common data transformations (square root, logarithm, inverse, and their</w:t>
+      </w:r>
+      <w:r>
+        <w:t xml:space="preserve"> </w:t>
+      </w:r>
+      <w:r>
+        <w:t xml:space="preserve">‘reflect and’</w:t>
+      </w:r>
+      <w:r>
+        <w:t xml:space="preserve"> </w:t>
+      </w:r>
+      <w:r>
+        <w:t xml:space="preserve">variants for left-skewed data), each shown as a small curve with its transformation formula, used to pick a transformation that matches a variable’s skew shape.</w:t>
       </w:r>
     </w:p>
     <w:p>

--- a/docs/content/nonparametric_t_tests/nonparametric_t_tests_lecture.docx
+++ b/docs/content/nonparametric_t_tests/nonparametric_t_tests_lecture.docx
@@ -281,7 +281,7 @@
       <w:r>
         <w:drawing>
           <wp:inline>
-            <wp:extent cx="2857500" cy="1905000"/>
+            <wp:extent cx="2852928" cy="1901952"/>
             <wp:effectExtent b="0" l="0" r="0" t="0"/>
             <wp:docPr descr="Photo comparing needle length and bundle count across six pine species (Pinus ponderosa, nigra, resinosa, strobus, sylvestris, banksiana)." title="" id="13" name="Picture"/>
             <a:graphic>
@@ -302,7 +302,7 @@
                   <pic:spPr bwMode="auto">
                     <a:xfrm>
                       <a:off x="0" y="0"/>
-                      <a:ext cx="2857500" cy="1905000"/>
+                      <a:ext cx="2852928" cy="1901952"/>
                     </a:xfrm>
                     <a:prstGeom prst="rect">
                       <a:avLst/>
@@ -422,7 +422,7 @@
       <w:r>
         <w:drawing>
           <wp:inline>
-            <wp:extent cx="2857500" cy="1257300"/>
+            <wp:extent cx="2852928" cy="1261871"/>
             <wp:effectExtent b="0" l="0" r="0" t="0"/>
             <wp:docPr descr="Illustration of a lake trout in profile, showing its mottled brown-and-cream coloring and forked tail, the species whose weight and length data are used throughout this lecture." title="" id="17" name="Picture"/>
             <a:graphic>
@@ -443,7 +443,7 @@
                   <pic:spPr bwMode="auto">
                     <a:xfrm>
                       <a:off x="0" y="0"/>
-                      <a:ext cx="2857500" cy="1257300"/>
+                      <a:ext cx="2852928" cy="1261871"/>
                     </a:xfrm>
                     <a:prstGeom prst="rect">
                       <a:avLst/>
@@ -1788,7 +1788,7 @@
       <w:r>
         <w:drawing>
           <wp:inline>
-            <wp:extent cx="2857500" cy="2428875"/>
+            <wp:extent cx="2852928" cy="2432304"/>
             <wp:effectExtent b="0" l="0" r="0" t="0"/>
             <wp:docPr descr="Flowchart of hypothesis tests branching into parametric and nonparametric tests, each split into one-sample and two-sample (independent vs. paired) tests, listing specific tests under each branch (e.g., t test and z test under parametric one-sample; Mann-Whitney and Wilcoxon under nonparametric two-sample)." title="" id="32" name="Picture"/>
             <a:graphic>
@@ -1809,7 +1809,7 @@
                   <pic:spPr bwMode="auto">
                     <a:xfrm>
                       <a:off x="0" y="0"/>
-                      <a:ext cx="2857500" cy="2428875"/>
+                      <a:ext cx="2852928" cy="2432304"/>
                     </a:xfrm>
                     <a:prstGeom prst="rect">
                       <a:avLst/>
@@ -1889,7 +1889,7 @@
       <w:r>
         <w:drawing>
           <wp:inline>
-            <wp:extent cx="2857500" cy="2381250"/>
+            <wp:extent cx="2852928" cy="2377440"/>
             <wp:effectExtent b="0" l="0" r="0" t="0"/>
             <wp:docPr descr="Three probability density curves for a right-skewed distribution family at different sigma values (0.25, 0.5, 1) with mu = 0, showing how larger sigma produces a flatter, more spread-out, and less peaked skewed curve." title="" id="36" name="Picture"/>
             <a:graphic>
@@ -1910,7 +1910,7 @@
                   <pic:spPr bwMode="auto">
                     <a:xfrm>
                       <a:off x="0" y="0"/>
-                      <a:ext cx="2857500" cy="2381250"/>
+                      <a:ext cx="2852928" cy="2377440"/>
                     </a:xfrm>
                     <a:prstGeom prst="rect">
                       <a:avLst/>
@@ -1998,7 +1998,7 @@
       <w:r>
         <w:drawing>
           <wp:inline>
-            <wp:extent cx="2305050" cy="2771775"/>
+            <wp:extent cx="2304288" cy="2770632"/>
             <wp:effectExtent b="0" l="0" r="0" t="0"/>
             <wp:docPr descr="Diagram of a large circle labeled ‘population’ full of dots, with orange arrows showing a subset being drawn down into a small circle labeled ‘sample’, illustrating random sampling from a population." title="" id="40" name="Picture"/>
             <a:graphic>
@@ -2019,7 +2019,7 @@
                   <pic:spPr bwMode="auto">
                     <a:xfrm>
                       <a:off x="0" y="0"/>
-                      <a:ext cx="2305050" cy="2771775"/>
+                      <a:ext cx="2304288" cy="2770632"/>
                     </a:xfrm>
                     <a:prstGeom prst="rect">
                       <a:avLst/>
@@ -3197,7 +3197,7 @@
       <w:r>
         <w:drawing>
           <wp:inline>
-            <wp:extent cx="2857500" cy="2447925"/>
+            <wp:extent cx="2852928" cy="2450592"/>
             <wp:effectExtent b="0" l="0" r="0" t="0"/>
             <wp:docPr descr="Reference chart of six common data transformations (square root, logarithm, inverse, and their ‘reflect and’ variants for left-skewed data), each shown as a small curve with its transformation formula, used to pick a transformation that matches a variable’s skew shape." title="" id="71" name="Picture"/>
             <a:graphic>
@@ -3218,7 +3218,7 @@
                   <pic:spPr bwMode="auto">
                     <a:xfrm>
                       <a:off x="0" y="0"/>
-                      <a:ext cx="2857500" cy="2447925"/>
+                      <a:ext cx="2852928" cy="2450592"/>
                     </a:xfrm>
                     <a:prstGeom prst="rect">
                       <a:avLst/>

--- a/docs/content/nonparametric_t_tests/nonparametric_t_tests_lecture.docx
+++ b/docs/content/nonparametric_t_tests/nonparametric_t_tests_lecture.docx
@@ -2337,7 +2337,7 @@
       <w:r>
         <w:drawing>
           <wp:inline>
-            <wp:extent cx="5334000" cy="4800600"/>
+            <wp:extent cx="3669832" cy="3302849"/>
             <wp:effectExtent b="0" l="0" r="0" t="0"/>
             <wp:docPr descr="" title="" id="46" name="Picture"/>
             <a:graphic>
@@ -2358,7 +2358,7 @@
                   <pic:spPr bwMode="auto">
                     <a:xfrm>
                       <a:off x="0" y="0"/>
-                      <a:ext cx="5334000" cy="4800600"/>
+                      <a:ext cx="3669832" cy="3302849"/>
                     </a:xfrm>
                     <a:prstGeom prst="rect">
                       <a:avLst/>
@@ -2575,7 +2575,7 @@
       <w:r>
         <w:drawing>
           <wp:inline>
-            <wp:extent cx="5334000" cy="4667250"/>
+            <wp:extent cx="2935866" cy="2568882"/>
             <wp:effectExtent b="0" l="0" r="0" t="0"/>
             <wp:docPr descr="" title="" id="51" name="Picture"/>
             <a:graphic>
@@ -2596,7 +2596,7 @@
                   <pic:spPr bwMode="auto">
                     <a:xfrm>
                       <a:off x="0" y="0"/>
-                      <a:ext cx="5334000" cy="4667250"/>
+                      <a:ext cx="2935866" cy="2568882"/>
                     </a:xfrm>
                     <a:prstGeom prst="rect">
                       <a:avLst/>
@@ -2820,7 +2820,7 @@
       <w:r>
         <w:drawing>
           <wp:inline>
-            <wp:extent cx="5334000" cy="4667250"/>
+            <wp:extent cx="2935866" cy="2568882"/>
             <wp:effectExtent b="0" l="0" r="0" t="0"/>
             <wp:docPr descr="" title="" id="58" name="Picture"/>
             <a:graphic>
@@ -2841,7 +2841,7 @@
                   <pic:spPr bwMode="auto">
                     <a:xfrm>
                       <a:off x="0" y="0"/>
-                      <a:ext cx="5334000" cy="4667250"/>
+                      <a:ext cx="2935866" cy="2568882"/>
                     </a:xfrm>
                     <a:prstGeom prst="rect">
                       <a:avLst/>
@@ -2973,7 +2973,7 @@
       <w:r>
         <w:drawing>
           <wp:inline>
-            <wp:extent cx="5334000" cy="6667500"/>
+            <wp:extent cx="2935866" cy="3669832"/>
             <wp:effectExtent b="0" l="0" r="0" t="0"/>
             <wp:docPr descr="" title="" id="63" name="Picture"/>
             <a:graphic>
@@ -2994,7 +2994,7 @@
                   <pic:spPr bwMode="auto">
                     <a:xfrm>
                       <a:off x="0" y="0"/>
-                      <a:ext cx="5334000" cy="6667500"/>
+                      <a:ext cx="2935866" cy="3669832"/>
                     </a:xfrm>
                     <a:prstGeom prst="rect">
                       <a:avLst/>
@@ -3084,7 +3084,7 @@
       <w:r>
         <w:drawing>
           <wp:inline>
-            <wp:extent cx="5334000" cy="4392705"/>
+            <wp:extent cx="3119357" cy="2568882"/>
             <wp:effectExtent b="0" l="0" r="0" t="0"/>
             <wp:docPr descr="" title="" id="67" name="Picture"/>
             <a:graphic>
@@ -3105,7 +3105,7 @@
                   <pic:spPr bwMode="auto">
                     <a:xfrm>
                       <a:off x="0" y="0"/>
-                      <a:ext cx="5334000" cy="4392705"/>
+                      <a:ext cx="3119357" cy="2568882"/>
                     </a:xfrm>
                     <a:prstGeom prst="rect">
                       <a:avLst/>
@@ -3385,7 +3385,7 @@
       <w:r>
         <w:drawing>
           <wp:inline>
-            <wp:extent cx="5334000" cy="4392705"/>
+            <wp:extent cx="3119357" cy="2568882"/>
             <wp:effectExtent b="0" l="0" r="0" t="0"/>
             <wp:docPr descr="" title="" id="77" name="Picture"/>
             <a:graphic>
@@ -3406,7 +3406,7 @@
                   <pic:spPr bwMode="auto">
                     <a:xfrm>
                       <a:off x="0" y="0"/>
-                      <a:ext cx="5334000" cy="4392705"/>
+                      <a:ext cx="3119357" cy="2568882"/>
                     </a:xfrm>
                     <a:prstGeom prst="rect">
                       <a:avLst/>
@@ -4277,7 +4277,7 @@
       <w:r>
         <w:drawing>
           <wp:inline>
-            <wp:extent cx="5334000" cy="4667250"/>
+            <wp:extent cx="2935866" cy="2568882"/>
             <wp:effectExtent b="0" l="0" r="0" t="0"/>
             <wp:docPr descr="" title="" id="90" name="Picture"/>
             <a:graphic>
@@ -4298,7 +4298,7 @@
                   <pic:spPr bwMode="auto">
                     <a:xfrm>
                       <a:off x="0" y="0"/>
-                      <a:ext cx="5334000" cy="4667250"/>
+                      <a:ext cx="2935866" cy="2568882"/>
                     </a:xfrm>
                     <a:prstGeom prst="rect">
                       <a:avLst/>
